--- a/public/library/user-manual.docx
+++ b/public/library/user-manual.docx
@@ -265,7 +265,7 @@
         <w:rPr>
           <w:rFonts w:ascii="Yu Gothic" w:hAnsi="Yu Gothic" w:eastAsia="Yu Gothic"/>
         </w:rPr>
-        <w:t>月別支出、カテゴリ別支出、精算目安を確認する。</w:t>
+        <w:t>月別支出、カテゴリ別支出、精算額を確認する。</w:t>
       </w:r>
     </w:p>
     <w:p>
@@ -276,7 +276,7 @@
         <w:rPr>
           <w:rFonts w:ascii="Yu Gothic" w:hAnsi="Yu Gothic" w:eastAsia="Yu Gothic"/>
         </w:rPr>
-        <w:t>分析画面の精算目安は、登録済みの全履歴を対象に計算される。</w:t>
+        <w:t>分析画面の精算額は、今月の履歴と今月に繰り越された金額、精算済み金額を対象に計算される。</w:t>
       </w:r>
     </w:p>
     <w:p>
@@ -284,7 +284,70 @@
         <w:pStyle w:val="Heading1"/>
       </w:pPr>
       <w:r>
-        <w:t>6. メンバー名を変更する</w:t>
+        <w:t>6. 月締め・繰越・精算をする</w:t>
+      </w:r>
+    </w:p>
+    <w:p>
+      <w:pPr>
+        <w:pStyle w:val="ListBullet"/>
+      </w:pPr>
+      <w:r>
+        <w:rPr>
+          <w:rFonts w:ascii="Yu Gothic" w:hAnsi="Yu Gothic" w:eastAsia="Yu Gothic"/>
+        </w:rPr>
+        <w:t>履歴画面を開き、「月締め・精算」欄で対象月を選ぶ。</w:t>
+      </w:r>
+    </w:p>
+    <w:p>
+      <w:pPr>
+        <w:pStyle w:val="ListBullet"/>
+      </w:pPr>
+      <w:r>
+        <w:rPr>
+          <w:rFonts w:ascii="Yu Gothic" w:hAnsi="Yu Gothic" w:eastAsia="Yu Gothic"/>
+        </w:rPr>
+        <w:t>月締めを押すと、その月の精算額が次月へ繰り越される。</w:t>
+      </w:r>
+    </w:p>
+    <w:p>
+      <w:pPr>
+        <w:pStyle w:val="ListBullet"/>
+      </w:pPr>
+      <w:r>
+        <w:rPr>
+          <w:rFonts w:ascii="Yu Gothic" w:hAnsi="Yu Gothic" w:eastAsia="Yu Gothic"/>
+        </w:rPr>
+        <w:t>月締め済み月の履歴は編集・削除できない。</w:t>
+      </w:r>
+    </w:p>
+    <w:p>
+      <w:pPr>
+        <w:pStyle w:val="ListBullet"/>
+      </w:pPr>
+      <w:r>
+        <w:rPr>
+          <w:rFonts w:ascii="Yu Gothic" w:hAnsi="Yu Gothic" w:eastAsia="Yu Gothic"/>
+        </w:rPr>
+        <w:t>実際に精算した場合は、対象月を選んで精算した金額を入力し、「精算」を押す。</w:t>
+      </w:r>
+    </w:p>
+    <w:p>
+      <w:pPr>
+        <w:pStyle w:val="ListBullet"/>
+      </w:pPr>
+      <w:r>
+        <w:rPr>
+          <w:rFonts w:ascii="Yu Gothic" w:hAnsi="Yu Gothic" w:eastAsia="Yu Gothic"/>
+        </w:rPr>
+        <w:t>精算後は精算額が減る。2人割りで割り切れない場合は「端数1円」と表示される。</w:t>
+      </w:r>
+    </w:p>
+    <w:p>
+      <w:pPr>
+        <w:pStyle w:val="Heading1"/>
+      </w:pPr>
+      <w:r>
+        <w:t>7. メンバー名を変更する</w:t>
       </w:r>
     </w:p>
     <w:p>
@@ -336,7 +399,7 @@
         <w:pStyle w:val="Heading1"/>
       </w:pPr>
       <w:r>
-        <w:t>7. カテゴリを追加・編集・削除する</w:t>
+        <w:t>8. カテゴリを追加・編集・削除する</w:t>
       </w:r>
     </w:p>
     <w:p>
@@ -391,7 +454,7 @@
         <w:rPr>
           <w:rFonts w:ascii="Yu Gothic" w:hAnsi="Yu Gothic" w:eastAsia="Yu Gothic"/>
         </w:rPr>
-        <w:t>使われているカテゴリを削除する場合は確認画面が出る。削除すると該当データは未分類になる。</w:t>
+        <w:t>使われているカテゴリを削除する場合は確認画面が出る。未締め履歴とよく使う入力は未分類になり、締め済み履歴のデータは変更されない。</w:t>
       </w:r>
     </w:p>
     <w:p>
@@ -399,7 +462,7 @@
         <w:pStyle w:val="Heading1"/>
       </w:pPr>
       <w:r>
-        <w:t>8. よく使う入力を追加・編集・削除する</w:t>
+        <w:t>9. よく使う入力を追加・編集・削除する</w:t>
       </w:r>
     </w:p>
     <w:p>
@@ -462,7 +525,7 @@
         <w:pStyle w:val="Heading1"/>
       </w:pPr>
       <w:r>
-        <w:t>9. 入力時の注意</w:t>
+        <w:t>10. 入力時の注意</w:t>
       </w:r>
     </w:p>
     <w:tbl>
@@ -665,7 +728,7 @@
         <w:pStyle w:val="Heading1"/>
       </w:pPr>
       <w:r>
-        <w:t>10. CSVデータについて</w:t>
+        <w:t>11. CSVデータについて</w:t>
       </w:r>
     </w:p>
     <w:p>
